--- a/transcriptomic_drug_resistance_project_updated/results/reports/concise_report_with_figures.docx
+++ b/transcriptomic_drug_resistance_project_updated/results/reports/concise_report_with_figures.docx
@@ -169,6 +169,11 @@
       <w:pPr>
         <w:pStyle w:val="Heading2"/>
       </w:pPr>
+    </w:p>
+    <w:p>
+      <w:pPr>
+        <w:pStyle w:val="Heading2"/>
+      </w:pPr>
       <w:r>
         <w:t>Abstract</w:t>
       </w:r>
@@ -193,11 +198,8 @@
     </w:p>
     <w:p>
       <w:r>
-        <w:t xml:space="preserve">This report presents the full pipeline used to build and validate such an analysis on two GEO cohorts, the discovery series GSE202859 and the validation series GSE193258, covering preprocessing, differential expression, cross-dataset signature validation, functional enrichment, machine-learning classification with </w:t>
-      </w:r>
-      <w:r>
         <w:lastRenderedPageBreak/>
-        <w:t>group-aware nested cross-validation and one-shot external validation, biomarker prioritisation, and a drug-withdrawal reversibility experiment. The code base, configuration, and outputs are reproducible from a git-committed repository.</w:t>
+        <w:t>This report presents the full pipeline used to build and validate such an analysis on two GEO cohorts, the discovery series GSE202859 and the validation series GSE193258, covering preprocessing, differential expression, cross-dataset signature validation, functional enrichment, machine-learning classification with group-aware nested cross-validation and one-shot external validation, biomarker prioritisation, and a drug-withdrawal reversibility experiment. The code base, configuration, and outputs are reproducible from a git-committed repository.</w:t>
       </w:r>
     </w:p>
     <w:p>
@@ -283,11 +285,11 @@
         <w:t>Public RNA-seq resource design.</w:t>
       </w:r>
       <w:r>
-        <w:t xml:space="preserve"> GEO hosts NCBI-uniformly reprocessed RNA-seq count matrices (HISAT2 and featureCounts against GRCh38.p13 in Entrez gene space) produced by an identical pipeline for arbitrary GEO-deposited studies (Barrett et al., 2013). Two independent series can therefore be analysed with identical alignment and annotation, removing inter-study batch and gene-ID discrepancies </w:t>
+        <w:t xml:space="preserve"> GEO hosts NCBI-uniformly reprocessed RNA-seq count matrices (HISAT2 and featureCounts against GRCh38.p13 in Entrez gene space) produced by an identical pipeline </w:t>
       </w:r>
       <w:r>
         <w:lastRenderedPageBreak/>
-        <w:t>that would otherwise mask cross-dataset reproducibility. Manual subsetting based on sample titles and metadata yields matched cohorts without cross-batch confounding.</w:t>
+        <w:t>for arbitrary GEO-deposited studies (Barrett et al., 2013). Two independent series can therefore be analysed with identical alignment and annotation, removing inter-study batch and gene-ID discrepancies that would otherwise mask cross-dataset reproducibility. Manual subsetting based on sample titles and metadata yields matched cohorts without cross-batch confounding.</w:t>
       </w:r>
     </w:p>
     <w:p>
@@ -373,6 +375,7 @@
               <w:rPr>
                 <w:b/>
               </w:rPr>
+              <w:lastRenderedPageBreak/>
               <w:t>Item</w:t>
             </w:r>
           </w:p>
@@ -411,7 +414,6 @@
           </w:tcPr>
           <w:p>
             <w:r>
-              <w:lastRenderedPageBreak/>
               <w:t>System</w:t>
             </w:r>
           </w:p>
